--- a/manuscript/Highlights.docx
+++ b/manuscript/Highlights.docx
@@ -103,7 +103,7 @@
         </w:numPr>
       </w:pPr>
       <w:r>
-        <w:t xml:space="preserve">BACI-corrected tau_SOS shifts from +15.29 to +15.11 days versus raw estimate</w:t>
+        <w:t>Bounded τ̂_SOS attenuation +15.29→+15.11 d; CI brackets zero, full disclosure</w:t>
       </w:r>
     </w:p>
     <w:p>
@@ -323,19 +323,19 @@
               <w:jc w:val="left"/>
             </w:pPr>
             <w:r>
-              <w:t xml:space="preserve">BACI-corrected tau_SOS shifts from +15.29 to +15.11 days versus raw estimate</w:t>
-            </w:r>
-          </w:p>
-        </w:tc>
-        <w:tc>
-          <w:tcPr/>
-          <w:p>
-            <w:pPr>
-              <w:pStyle w:val="Compact"/>
-              <w:jc w:val="left"/>
-            </w:pPr>
-            <w:r>
-              <w:t xml:space="preserve">76</w:t>
+              <w:t>Bounded τ̂_SOS attenuation +15.29→+15.11 d; CI brackets zero, full disclosure</w:t>
+            </w:r>
+          </w:p>
+        </w:tc>
+        <w:tc>
+          <w:tcPr/>
+          <w:p>
+            <w:pPr>
+              <w:pStyle w:val="Compact"/>
+              <w:jc w:val="left"/>
+            </w:pPr>
+            <w:r>
+              <w:t>77</w:t>
             </w:r>
           </w:p>
         </w:tc>

--- a/manuscript/Highlights.docx
+++ b/manuscript/Highlights.docx
@@ -389,7 +389,10 @@
     </w:p>
     <w:bookmarkEnd w:id="20"/>
     <w:bookmarkEnd w:id="21"/>
-    <w:sectPr/>
+    <w:sectPr>
+      <w:pgSz w:w="11906" w:h="16838"/>
+      <w:pgMar w:top="1440" w:right="1440" w:bottom="1440" w:left="1440" w:header="720" w:footer="720" w:gutter="0"/>
+    </w:sectPr>
   </w:body>
 </w:document>
 </file>
